--- a/Assignments/Assignment01/Assignment01_Solution.docx
+++ b/Assignments/Assignment01/Assignment01_Solution.docx
@@ -83,17 +83,7 @@
           <w:sz w:val="36"/>
           <w:szCs w:val="36"/>
         </w:rPr>
-        <w:t>:</w:t>
-      </w:r>
-      <w:r>
-        <w:rPr>
-          <w:rFonts w:ascii="Times New Roman" w:eastAsia="Times New Roman" w:hAnsi="Times New Roman" w:cs="Times New Roman"/>
-          <w:b/>
-          <w:bCs/>
-          <w:sz w:val="36"/>
-          <w:szCs w:val="36"/>
-        </w:rPr>
-        <w:t xml:space="preserve"> Git, </w:t>
+        <w:t xml:space="preserve">: Git, </w:t>
       </w:r>
       <w:proofErr w:type="spellStart"/>
       <w:r>
@@ -2329,34 +2319,22 @@
     <w:p>
       <w:pPr>
         <w:keepNext/>
-        <w:spacing w:after="120"/>
-        <w:rPr>
-          <w:rFonts w:ascii="Roboto Mono" w:eastAsia="Roboto Mono" w:hAnsi="Roboto Mono" w:cs="Roboto Mono"/>
-          <w:b/>
-          <w:bCs/>
-          <w:color w:val="188038"/>
-        </w:rPr>
-      </w:pPr>
-      <w:r>
-        <w:rPr>
-          <w:rFonts w:ascii="Roboto Mono" w:eastAsia="Roboto Mono" w:hAnsi="Roboto Mono" w:cs="Roboto Mono"/>
-          <w:b/>
-          <w:bCs/>
-          <w:color w:val="188038"/>
-        </w:rPr>
-        <w:t>task4_live_website.png</w:t>
-      </w:r>
-    </w:p>
-    <w:p>
-      <w:pPr>
-        <w:keepNext/>
-        <w:rPr>
-          <w:rFonts w:ascii="Roboto Mono" w:eastAsia="Roboto Mono" w:hAnsi="Roboto Mono" w:cs="Roboto Mono"/>
-          <w:color w:val="188038"/>
-          <w:sz w:val="24"/>
-          <w:szCs w:val="24"/>
-        </w:rPr>
-      </w:pPr>
+        <w:rPr>
+          <w:rFonts w:ascii="Roboto Mono" w:eastAsia="Roboto Mono" w:hAnsi="Roboto Mono" w:cs="Roboto Mono"/>
+          <w:color w:val="188038"/>
+          <w:sz w:val="24"/>
+          <w:szCs w:val="24"/>
+        </w:rPr>
+      </w:pPr>
+      <w:r>
+        <w:rPr>
+          <w:rFonts w:ascii="Roboto Mono" w:eastAsia="Roboto Mono" w:hAnsi="Roboto Mono" w:cs="Roboto Mono"/>
+          <w:b/>
+          <w:bCs/>
+          <w:color w:val="188038"/>
+        </w:rPr>
+        <w:t>task4_portfolio_live.png</w:t>
+      </w:r>
       <w:r>
         <w:rPr>
           <w:rFonts w:ascii="Roboto Mono" w:eastAsia="Roboto Mono" w:hAnsi="Roboto Mono" w:cs="Roboto Mono"/>
